--- a/MATERIAL_2027/C2/S2/DADOS3EMC2B1S2A2_pratica_guiada.docx
+++ b/MATERIAL_2027/C2/S2/DADOS3EMC2B1S2A2_pratica_guiada.docx
@@ -146,8 +146,41 @@
         <w:ind w:left="255" w:hanging="142"/>
       </w:pPr>
       <w:r>
-        <w:t>• Notebook da Prática Guiada fornecido pelo professor, por meio do link: [INSERIR LINK DO GITHUB].</w:t>
+        <w:t xml:space="preserve">• Notebook da Prática Guiada fornecido pelo professor, </w:t>
       </w:r>
+      <w:proofErr w:type="spellStart"/>
+      <w:r>
+        <w:t>por</w:t>
+      </w:r>
+      <w:proofErr w:type="spellEnd"/>
+      <w:r>
+        <w:t xml:space="preserve"> </w:t>
+      </w:r>
+      <w:proofErr w:type="spellStart"/>
+      <w:r>
+        <w:t>meio</w:t>
+      </w:r>
+      <w:proofErr w:type="spellEnd"/>
+      <w:r>
+        <w:t xml:space="preserve"> do link:</w:t>
+      </w:r>
+      <w:r>
+        <w:t xml:space="preserve"> </w:t>
+      </w:r>
+      <w:hyperlink r:id="rId8" w:history="1">
+        <w:r>
+          <w:rPr>
+            <w:rStyle w:val="Hyperlink"/>
+          </w:rPr>
+          <w:t>https://github.com/ept-seduc-sp/dados-ano2/blob/main/MATERIAL_2027/C2/S2/DADOS3EMC2B1S2A2_pratica_guiada.ipynb</w:t>
+        </w:r>
+      </w:hyperlink>
+    </w:p>
+    <w:p>
+      <w:pPr>
+        <w:spacing w:after="0" w:line="240" w:lineRule="auto"/>
+        <w:ind w:left="255" w:hanging="142"/>
+      </w:pPr>
     </w:p>
     <w:p>
       <w:pPr>
@@ -158,8 +191,17 @@
           <w:b/>
           <w:sz w:val="26"/>
         </w:rPr>
-        <w:t>Dados da atividade</w:t>
+        <w:t xml:space="preserve">Dados da </w:t>
       </w:r>
+      <w:proofErr w:type="spellStart"/>
+      <w:r>
+        <w:rPr>
+          <w:b/>
+          <w:sz w:val="26"/>
+        </w:rPr>
+        <w:t>atividade</w:t>
+      </w:r>
+      <w:proofErr w:type="spellEnd"/>
     </w:p>
     <w:p>
       <w:pPr>
@@ -540,6 +582,7 @@
         <w:spacing w:after="0" w:line="240" w:lineRule="auto"/>
       </w:pPr>
       <w:r>
+        <w:lastRenderedPageBreak/>
         <w:t>Observe a primeira coluna de C: [10, 20]. Ela corresponde aos custos com materiais nas duas oficinas.</w:t>
       </w:r>
     </w:p>
@@ -551,7 +594,6 @@
         <w:rPr>
           <w:b/>
         </w:rPr>
-        <w:lastRenderedPageBreak/>
         <w:t>Passo 3 — Execute o primeiro cálculo</w:t>
       </w:r>
     </w:p>
@@ -721,8 +763,8 @@
       </w:r>
     </w:p>
     <w:sectPr>
-      <w:headerReference w:type="default" r:id="rId8"/>
-      <w:footerReference w:type="default" r:id="rId9"/>
+      <w:headerReference w:type="default" r:id="rId9"/>
+      <w:footerReference w:type="default" r:id="rId10"/>
       <w:pgSz w:w="12240" w:h="15840"/>
       <w:pgMar w:top="1020" w:right="907" w:bottom="907" w:left="907" w:header="113" w:footer="255" w:gutter="0"/>
       <w:cols w:space="720"/>
@@ -12506,6 +12548,29 @@
       </w:tcPr>
     </w:tblStylePr>
   </w:style>
+  <w:style w:type="character" w:styleId="Hyperlink">
+    <w:name w:val="Hyperlink"/>
+    <w:basedOn w:val="Fontepargpadro"/>
+    <w:uiPriority w:val="99"/>
+    <w:unhideWhenUsed/>
+    <w:rsid w:val="00D016E4"/>
+    <w:rPr>
+      <w:color w:val="0000FF" w:themeColor="hyperlink"/>
+      <w:u w:val="single"/>
+    </w:rPr>
+  </w:style>
+  <w:style w:type="character" w:styleId="MenoPendente">
+    <w:name w:val="Unresolved Mention"/>
+    <w:basedOn w:val="Fontepargpadro"/>
+    <w:uiPriority w:val="99"/>
+    <w:semiHidden/>
+    <w:unhideWhenUsed/>
+    <w:rsid w:val="00D016E4"/>
+    <w:rPr>
+      <w:color w:val="605E5C"/>
+      <w:shd w:val="clear" w:color="auto" w:fill="E1DFDD"/>
+    </w:rPr>
+  </w:style>
 </w:styles>
 </file>
 
